--- a/acts-sermons/docx/58_2027-11-21_떡을떼려하여모였더니_행20장1-12절.docx
+++ b/acts-sermons/docx/58_2027-11-21_떡을떼려하여모였더니_행20장1-12절.docx
@@ -343,46 +343,46 @@
           <w:sz w:val="24"/>
           <w:szCs w:val="24"/>
         </w:rPr>
-        <w:t xml:space="preserve">누가복음 24장에는 부활하신 날 저녁 엠마오로 내려가던 두 제자의 이야기가 나옵니다. 그들은 예수님이 십자가에서 돌아가신 후 낙심하여 예루살렘을 떠나고 있었습니다. 부활하신 주님이 그들 곁에서 함께 걸으셨지만, 그들의 눈이 가리어져 알아보지 못했습니다.</w:t>
-      </w:r>
-    </w:p>
-    <w:p>
-      <w:pPr>
-        <w:spacing w:after="160" w:line="360"/>
-      </w:pPr>
-      <w:r>
-        <w:rPr>
-          <w:rFonts w:ascii="맑은 고딕" w:cs="맑은 고딕" w:eastAsia="맑은 고딕" w:hAnsi="맑은 고딕"/>
-          <w:sz w:val="24"/>
-          <w:szCs w:val="24"/>
-        </w:rPr>
-        <w:t xml:space="preserve">주님은 길을 걸으시며 모세와 모든 선지자의 글로 시작하여 성경 전체에서 자기에 관한 것을 자세히 설명해 주셨습니다. 날이 저물자 제자들은 그분을 강권하여 함께 머물게 했습니다. 그리고 식탁에서 주님이 떡을 가지사 축사하시고 떼어 그들에게 주실 때 그들의 눈이 밝아져 예수님을 알아보았습니다. 그들은 서로 말했습니다. “길에서 우리에게 말씀하시고 우리에게 성경을 풀어 주실 때에 우리 속에서 마음이 뜨겁지 아니하더냐.”</w:t>
-      </w:r>
-    </w:p>
-    <w:p>
-      <w:pPr>
-        <w:spacing w:after="160" w:line="360"/>
-      </w:pPr>
-      <w:r>
-        <w:rPr>
-          <w:rFonts w:ascii="맑은 고딕" w:cs="맑은 고딕" w:eastAsia="맑은 고딕" w:hAnsi="맑은 고딕"/>
-          <w:sz w:val="24"/>
-          <w:szCs w:val="24"/>
-        </w:rPr>
-        <w:t xml:space="preserve">말씀이 풀어지고 떡이 떼어질 때 부활하신 주님이 드러나셨습니다. 이것이 바로 부활의 날 저녁의 모습이었고, 드로아의 다락방에서 반복된 모습이며, 오늘 우리 예배의 모습입니다. 주님은 말씀과 성례 가운데 오늘도 자기 백성을 만나 주십니다.</w:t>
-      </w:r>
-    </w:p>
-    <w:p>
-      <w:pPr>
-        <w:spacing w:after="160" w:line="360"/>
-      </w:pPr>
-      <w:r>
-        <w:rPr>
-          <w:rFonts w:ascii="맑은 고딕" w:cs="맑은 고딕" w:eastAsia="맑은 고딕" w:hAnsi="맑은 고딕"/>
-          <w:sz w:val="24"/>
-          <w:szCs w:val="24"/>
-        </w:rPr>
-        <w:t xml:space="preserve">엠마오의 두 제자는 그 밤에 곧바로 일어나 예루살렘으로 돌아갔습니다. 말씀과 떡으로 주님을 만난 사람은 다시 공동체로 돌아갑니다.</w:t>
+        <w:t xml:space="preserve">민수기 20장에서 이스라엘 회중은 신 광야 가데스에 이르렀습니다. 그곳에는 마실 물이 없었습니다. 백성은 모세와 아론에게 몰려와 다투었습니다. 그때 하나님은 모세에게 지팡이를 가지고 회중을 모으고, 그들의 목전에서 반석에게 명령하여 물을 내게 하라고 말씀하셨습니다(민 20:8).</w:t>
+      </w:r>
+    </w:p>
+    <w:p>
+      <w:pPr>
+        <w:spacing w:after="160" w:line="360"/>
+      </w:pPr>
+      <w:r>
+        <w:rPr>
+          <w:rFonts w:ascii="맑은 고딕" w:cs="맑은 고딕" w:eastAsia="맑은 고딕" w:hAnsi="맑은 고딕"/>
+          <w:sz w:val="24"/>
+          <w:szCs w:val="24"/>
+        </w:rPr>
+        <w:t xml:space="preserve">모세와 아론은 회중을 반석 앞에 모았습니다. 그런데 모세는 분노하여 지팡이로 반석을 두 번 쳤습니다. 하나님은 모세의 불순종을 엄히 책망하셨지만, 목마른 백성을 버리지 않으셨습니다. 물이 많이 솟아 나와 회중과 그들의 짐승이 마셨습니다(민 20:11). 함께 모인 회중이 함께 하나님이 주신 물을 마셨습니다.</w:t>
+      </w:r>
+    </w:p>
+    <w:p>
+      <w:pPr>
+        <w:spacing w:after="160" w:line="360"/>
+      </w:pPr>
+      <w:r>
+        <w:rPr>
+          <w:rFonts w:ascii="맑은 고딕" w:cs="맑은 고딕" w:eastAsia="맑은 고딕" w:hAnsi="맑은 고딕"/>
+          <w:sz w:val="24"/>
+          <w:szCs w:val="24"/>
+        </w:rPr>
+        <w:t xml:space="preserve">바울은 훗날 광야의 반석 사건을 이렇게 해석했습니다. 그들이 다 같은 신령한 음식을 먹고 다 같은 신령한 음료를 마셨으니, 그들을 따르는 신령한 반석으로부터 마셨으며 그 반석은 그리스도시라는 것입니다(고전 10:3-4). 그리고 바로 이어서 우리가 축복하는 잔과 우리가 떼는 떡을 말합니다(고전 10:16). 광야의 회중이 모여 반석에서 나는 물을 마셨듯이, 교회는 주의 날에 모여 말씀과 성찬 가운데 그리스도를 받습니다. 드로아의 성도들이 떡을 떼려고 모였던 것도 바로 이 때문이었습니다.</w:t>
+      </w:r>
+    </w:p>
+    <w:p>
+      <w:pPr>
+        <w:spacing w:after="160" w:line="360"/>
+      </w:pPr>
+      <w:r>
+        <w:rPr>
+          <w:rFonts w:ascii="맑은 고딕" w:cs="맑은 고딕" w:eastAsia="맑은 고딕" w:hAnsi="맑은 고딕"/>
+          <w:sz w:val="24"/>
+          <w:szCs w:val="24"/>
+        </w:rPr>
+        <w:t xml:space="preserve">광야에서 물을 마신 백성은 다시 함께 길을 걸었습니다. 말씀과 떡으로 주님을 만난 사람은 다시 한 몸이 되어 세상 길을 걷습니다.</w:t>
       </w:r>
     </w:p>
     <w:p>
@@ -510,7 +510,7 @@
           <w:sz w:val="24"/>
           <w:szCs w:val="24"/>
         </w:rPr>
-        <w:t xml:space="preserve">주일 아침을 준비하십시오. 토요일 밤을 일찍 마무리하고, 마음을 말씀 앞에 열고 오십시오. 엠마오 제자들처럼 말씀 앞에서 마음이 뜨거워지는 예배를 사모하십시오.</w:t>
+        <w:t xml:space="preserve">주일 아침을 준비하십시오. 토요일 밤을 일찍 마무리하고, 마음을 말씀 앞에 열고 오십시오. 광야의 회중이 반석 앞에 모였던 것처럼, 그리스도께서 말씀과 성찬으로 먹이시는 예배를 사모하십시오.</w:t>
       </w:r>
     </w:p>
     <w:p>
@@ -1016,33 +1016,33 @@
           <w:sz w:val="24"/>
           <w:szCs w:val="24"/>
         </w:rPr>
-        <w:t xml:space="preserve">열왕기하 4장에는 수넴 여인의 이야기가 나옵니다. 이 여인은 선지자 엘리사를 위해 자기 집 지붕에 작은 방을 만들어 섬겼습니다. 하나님은 자녀가 없던 그녀에게 아들을 주셨습니다. 그런데 그 아이가 자라 어느 날 밭에서 머리가 아프다고 하더니 어머니 무릎에서 죽고 말았습니다.</w:t>
-      </w:r>
-    </w:p>
-    <w:p>
-      <w:pPr>
-        <w:spacing w:after="160" w:line="360"/>
-      </w:pPr>
-      <w:r>
-        <w:rPr>
-          <w:rFonts w:ascii="맑은 고딕" w:cs="맑은 고딕" w:eastAsia="맑은 고딕" w:hAnsi="맑은 고딕"/>
-          <w:sz w:val="24"/>
-          <w:szCs w:val="24"/>
-        </w:rPr>
-        <w:t xml:space="preserve">여인은 아이를 엘리사의 침상에 눕히고 갈멜산으로 선지자를 찾아갔습니다. 엘리사는 그 집에 들어가 문을 닫고 여호와께 기도했습니다. 그리고 아이 위에 올라 엎드려 자기 입을 그의 입에, 자기 눈을 그의 눈에, 자기 손을 그의 손에 대고 엎드리니 아이의 살이 차차 따뜻해졌습니다. 마침내 아이는 재채기를 일곱 번 하고 눈을 떴습니다.</w:t>
-      </w:r>
-    </w:p>
-    <w:p>
-      <w:pPr>
-        <w:spacing w:after="160" w:line="360"/>
-      </w:pPr>
-      <w:r>
-        <w:rPr>
-          <w:rFonts w:ascii="맑은 고딕" w:cs="맑은 고딕" w:eastAsia="맑은 고딕" w:hAnsi="맑은 고딕"/>
-          <w:sz w:val="24"/>
-          <w:szCs w:val="24"/>
-        </w:rPr>
-        <w:t xml:space="preserve">엘리사가 죽은 아이 위에 엎드렸던 것처럼, 바울도 유두고 위에 엎드렸습니다. 두 사건 모두 생명이 하나님께 속해 있음을 보여 줍니다. 그리고 두 사건 모두 궁극적으로 한 분을 가리킵니다. 사망의 권세를 깨뜨리고 살아나신 예수 그리스도이십니다. 수넴 여인이 아들을 품에 안았을 때의 기쁨, 그것이 드로아 성도들이 받은 위로였습니다.</w:t>
+        <w:t xml:space="preserve">요한복음 11장에서 베다니의 나사로가 병들어 죽었습니다. 예수님께서 도착하셨을 때 그는 이미 무덤에 있은 지 나흘이 되었습니다. 많은 유대인이 마르다와 마리아를 그 오라비의 일로 위문하러 와 있었습니다(요 11:19). 마을 전체가 슬픔에 잠겨 있었습니다.</w:t>
+      </w:r>
+    </w:p>
+    <w:p>
+      <w:pPr>
+        <w:spacing w:after="160" w:line="360"/>
+      </w:pPr>
+      <w:r>
+        <w:rPr>
+          <w:rFonts w:ascii="맑은 고딕" w:cs="맑은 고딕" w:eastAsia="맑은 고딕" w:hAnsi="맑은 고딕"/>
+          <w:sz w:val="24"/>
+          <w:szCs w:val="24"/>
+        </w:rPr>
+        <w:t xml:space="preserve">마르다가 예수님을 맞으러 나왔을 때 주님은 말씀하셨습니다. “나는 부활이요 생명이니 나를 믿는 자는 죽어도 살겠고”(요 11:25). 그리고 마리아와 함께 울고 있는 사람들을 보시고 주님은 심령에 비통히 여기시며 눈물을 흘리셨습니다(요 11:33-35). 이윽고 무덤 앞에서 큰 소리로 나사로야 나오라고 부르시자, 죽었던 자가 손발을 베로 동인 채로 나왔습니다.</w:t>
+      </w:r>
+    </w:p>
+    <w:p>
+      <w:pPr>
+        <w:spacing w:after="160" w:line="360"/>
+      </w:pPr>
+      <w:r>
+        <w:rPr>
+          <w:rFonts w:ascii="맑은 고딕" w:cs="맑은 고딕" w:eastAsia="맑은 고딕" w:hAnsi="맑은 고딕"/>
+          <w:sz w:val="24"/>
+          <w:szCs w:val="24"/>
+        </w:rPr>
+        <w:t xml:space="preserve">주님은 부활의 생명을 주시기 전에 먼저 슬퍼하는 자들과 함께 우셨습니다. 그리고 나사로를 살리신 뒤 풀어 놓아 다니게 하라고 하시며, 그 일을 둘러선 사람들의 손에 맡기셨습니다. 바울이 유두고를 안고 생명이 그에게 있다고 말한 것처럼, 두 사건 모두 생명이 하나님께 속해 있음을 보여 줍니다. 그리고 궁극적으로 사망의 권세를 깨뜨리고 살아나신 예수 그리스도를 가리킵니다. 살아난 청년을 데리고 간 드로아 성도들이 적지 않게 위로를 받았듯이, 교회는 부활의 생명과 위로를 함께 나누는 공동체입니다.</w:t>
       </w:r>
     </w:p>
     <w:p>
